--- a/journaux/journal_NichitaGitlan_2560531.docx
+++ b/journaux/journal_NichitaGitlan_2560531.docx
@@ -2,7 +2,1705 @@
 <file path=word/document.xml><?xml version="1.0" encoding="utf-8"?>
 <w:document xmlns:wpc="http://schemas.microsoft.com/office/word/2010/wordprocessingCanvas" xmlns:cx="http://schemas.microsoft.com/office/drawing/2014/chartex" xmlns:cx1="http://schemas.microsoft.com/office/drawing/2015/9/8/chartex" xmlns:cx2="http://schemas.microsoft.com/office/drawing/2015/10/21/chartex" xmlns:cx3="http://schemas.microsoft.com/office/drawing/2016/5/9/chartex" xmlns:cx4="http://schemas.microsoft.com/office/drawing/2016/5/10/chartex" xmlns:cx5="http://schemas.microsoft.com/office/drawing/2016/5/11/chartex" xmlns:cx6="http://schemas.microsoft.com/office/drawing/2016/5/12/chartex" xmlns:cx7="http://schemas.microsoft.com/office/drawing/2016/5/13/chartex" xmlns:cx8="http://schemas.microsoft.com/office/drawing/2016/5/14/chartex" xmlns:mc="http://schemas.openxmlformats.org/markup-compatibility/2006" xmlns:aink="http://schemas.microsoft.com/office/drawing/2016/ink" xmlns:am3d="http://schemas.microsoft.com/office/drawing/2017/model3d" xmlns:o="urn:schemas-microsoft-com:office:office" xmlns:oel="http://schemas.microsoft.com/office/2019/extlst" xmlns:r="http://schemas.openxmlformats.org/officeDocument/2006/relationships" xmlns:m="http://schemas.openxmlformats.org/officeDocument/2006/math" xmlns:v="urn:schemas-microsoft-com:vml" xmlns:wp14="http://schemas.microsoft.com/office/word/2010/wordprocessingDrawing" xmlns:wp="http://schemas.openxmlformats.org/drawingml/2006/wordprocessingDrawing" xmlns:w10="urn:schemas-microsoft-com:office:word" xmlns:w="http://schemas.openxmlformats.org/wordprocessingml/2006/main" xmlns:w14="http://schemas.microsoft.com/office/word/2010/wordml" xmlns:w15="http://schemas.microsoft.com/office/word/2012/wordml" xmlns:w16cex="http://schemas.microsoft.com/office/word/2018/wordml/cex" xmlns:w16cid="http://schemas.microsoft.com/office/word/2016/wordml/cid" xmlns:w16="http://schemas.microsoft.com/office/word/2018/wordml" xmlns:w16du="http://schemas.microsoft.com/office/word/2023/wordml/word16du" xmlns:w16sdtdh="http://schemas.microsoft.com/office/word/2020/wordml/sdtdatahash" xmlns:w16sdtfl="http://schemas.microsoft.com/office/word/2024/wordml/sdtformatlock" xmlns:w16se="http://schemas.microsoft.com/office/word/2015/wordml/symex" xmlns:wpg="http://schemas.microsoft.com/office/word/2010/wordprocessingGroup" xmlns:wpi="http://schemas.microsoft.com/office/word/2010/wordprocessingInk" xmlns:wne="http://schemas.microsoft.com/office/word/2006/wordml" xmlns:wps="http://schemas.microsoft.com/office/word/2010/wordprocessingShape" mc:Ignorable="w14 w15 w16se w16cid w16 w16cex w16sdtdh w16sdtfl w16du wp14">
   <w:body>
+    <w:p>
+      <w:pPr>
+        <w:jc w:val="center"/>
+        <w:rPr>
+          <w:rFonts w:ascii="Arial" w:hAnsi="Arial" w:cs="Arial"/>
+          <w:b/>
+          <w:bCs/>
+        </w:rPr>
+      </w:pPr>
+    </w:p>
+    <w:p>
+      <w:pPr>
+        <w:jc w:val="center"/>
+        <w:rPr>
+          <w:rFonts w:ascii="Arial" w:hAnsi="Arial" w:cs="Arial"/>
+          <w:b/>
+          <w:bCs/>
+        </w:rPr>
+      </w:pPr>
+    </w:p>
+    <w:p>
+      <w:pPr>
+        <w:jc w:val="center"/>
+        <w:rPr>
+          <w:rFonts w:ascii="Arial" w:hAnsi="Arial" w:cs="Arial"/>
+          <w:b/>
+          <w:bCs/>
+        </w:rPr>
+      </w:pPr>
+      <w:r>
+        <w:rPr>
+          <w:rFonts w:ascii="Arial" w:hAnsi="Arial" w:cs="Arial"/>
+          <w:b/>
+          <w:bCs/>
+        </w:rPr>
+        <w:t>Nichita  GITLAN</w:t>
+      </w:r>
+    </w:p>
+    <w:p>
+      <w:pPr>
+        <w:pStyle w:val="Sansinterligne"/>
+        <w:jc w:val="center"/>
+        <w:rPr>
+          <w:rFonts w:ascii="Arial" w:hAnsi="Arial" w:cs="Arial"/>
+          <w:b/>
+          <w:bCs/>
+        </w:rPr>
+      </w:pPr>
+      <w:r>
+        <w:rPr>
+          <w:rFonts w:ascii="Arial" w:hAnsi="Arial" w:cs="Arial"/>
+          <w:b/>
+          <w:bCs/>
+        </w:rPr>
+        <w:t>Application Web</w:t>
+      </w:r>
+    </w:p>
+    <w:p>
+      <w:pPr>
+        <w:pStyle w:val="Sansinterligne"/>
+        <w:jc w:val="center"/>
+        <w:rPr>
+          <w:rFonts w:ascii="Arial" w:hAnsi="Arial" w:cs="Arial"/>
+          <w:b/>
+          <w:bCs/>
+        </w:rPr>
+      </w:pPr>
+      <w:r>
+        <w:rPr>
+          <w:rFonts w:ascii="Arial" w:hAnsi="Arial" w:cs="Arial"/>
+          <w:b/>
+          <w:bCs/>
+        </w:rPr>
+        <w:t>420-2CW-</w:t>
+      </w:r>
+      <w:r>
+        <w:rPr>
+          <w:rFonts w:ascii="Arial" w:hAnsi="Arial" w:cs="Arial"/>
+          <w:b/>
+          <w:bCs/>
+        </w:rPr>
+        <w:t>BB</w:t>
+      </w:r>
+      <w:r>
+        <w:rPr>
+          <w:rFonts w:ascii="Arial" w:hAnsi="Arial" w:cs="Arial"/>
+          <w:b/>
+          <w:bCs/>
+        </w:rPr>
+        <w:t>,</w:t>
+      </w:r>
+      <w:r>
+        <w:rPr>
+          <w:rFonts w:ascii="Arial" w:hAnsi="Arial" w:cs="Arial"/>
+          <w:b/>
+          <w:bCs/>
+        </w:rPr>
+        <w:t xml:space="preserve"> groupe 04</w:t>
+      </w:r>
+    </w:p>
+    <w:p>
+      <w:pPr>
+        <w:pStyle w:val="Sansinterligne"/>
+        <w:jc w:val="center"/>
+        <w:rPr>
+          <w:rFonts w:ascii="Arial" w:hAnsi="Arial" w:cs="Arial"/>
+          <w:b/>
+          <w:bCs/>
+        </w:rPr>
+      </w:pPr>
+    </w:p>
+    <w:p>
+      <w:pPr>
+        <w:pStyle w:val="Sansinterligne"/>
+        <w:jc w:val="center"/>
+        <w:rPr>
+          <w:rFonts w:ascii="Arial" w:hAnsi="Arial" w:cs="Arial"/>
+          <w:b/>
+          <w:bCs/>
+        </w:rPr>
+      </w:pPr>
+    </w:p>
+    <w:p>
+      <w:pPr>
+        <w:pStyle w:val="Sansinterligne"/>
+        <w:jc w:val="center"/>
+        <w:rPr>
+          <w:rFonts w:ascii="Arial" w:hAnsi="Arial" w:cs="Arial"/>
+          <w:b/>
+          <w:bCs/>
+        </w:rPr>
+      </w:pPr>
+    </w:p>
+    <w:p>
+      <w:pPr>
+        <w:pStyle w:val="Sansinterligne"/>
+        <w:jc w:val="center"/>
+        <w:rPr>
+          <w:rFonts w:ascii="Arial" w:hAnsi="Arial" w:cs="Arial"/>
+          <w:b/>
+          <w:bCs/>
+        </w:rPr>
+      </w:pPr>
+    </w:p>
+    <w:p>
+      <w:pPr>
+        <w:pStyle w:val="Sansinterligne"/>
+        <w:jc w:val="center"/>
+        <w:rPr>
+          <w:rFonts w:ascii="Arial" w:hAnsi="Arial" w:cs="Arial"/>
+          <w:b/>
+          <w:bCs/>
+        </w:rPr>
+      </w:pPr>
+    </w:p>
+    <w:p>
+      <w:pPr>
+        <w:pStyle w:val="Sansinterligne"/>
+        <w:jc w:val="center"/>
+        <w:rPr>
+          <w:rFonts w:ascii="Arial" w:hAnsi="Arial" w:cs="Arial"/>
+          <w:b/>
+          <w:bCs/>
+        </w:rPr>
+      </w:pPr>
+    </w:p>
+    <w:p>
+      <w:pPr>
+        <w:pStyle w:val="Sansinterligne"/>
+        <w:jc w:val="center"/>
+        <w:rPr>
+          <w:rFonts w:ascii="Arial" w:hAnsi="Arial" w:cs="Arial"/>
+          <w:b/>
+          <w:bCs/>
+        </w:rPr>
+      </w:pPr>
+    </w:p>
+    <w:p>
+      <w:pPr>
+        <w:pStyle w:val="Sansinterligne"/>
+        <w:jc w:val="center"/>
+        <w:rPr>
+          <w:rFonts w:ascii="Arial" w:hAnsi="Arial" w:cs="Arial"/>
+          <w:b/>
+          <w:bCs/>
+        </w:rPr>
+      </w:pPr>
+    </w:p>
+    <w:p>
+      <w:pPr>
+        <w:pStyle w:val="Sansinterligne"/>
+        <w:jc w:val="center"/>
+        <w:rPr>
+          <w:rFonts w:ascii="Arial" w:hAnsi="Arial" w:cs="Arial"/>
+          <w:b/>
+          <w:bCs/>
+        </w:rPr>
+      </w:pPr>
+    </w:p>
+    <w:p>
+      <w:pPr>
+        <w:pStyle w:val="Sansinterligne"/>
+        <w:jc w:val="center"/>
+        <w:rPr>
+          <w:rFonts w:ascii="Arial" w:hAnsi="Arial" w:cs="Arial"/>
+          <w:b/>
+          <w:bCs/>
+        </w:rPr>
+      </w:pPr>
+    </w:p>
+    <w:p>
+      <w:pPr>
+        <w:pStyle w:val="Sansinterligne"/>
+        <w:jc w:val="center"/>
+        <w:rPr>
+          <w:rFonts w:ascii="Arial" w:hAnsi="Arial" w:cs="Arial"/>
+          <w:b/>
+          <w:bCs/>
+        </w:rPr>
+      </w:pPr>
+    </w:p>
+    <w:p>
+      <w:pPr>
+        <w:pStyle w:val="Sansinterligne"/>
+        <w:jc w:val="center"/>
+        <w:rPr>
+          <w:rFonts w:ascii="Arial" w:hAnsi="Arial" w:cs="Arial"/>
+          <w:b/>
+          <w:bCs/>
+        </w:rPr>
+      </w:pPr>
+      <w:r>
+        <w:rPr>
+          <w:rFonts w:ascii="Arial" w:hAnsi="Arial" w:cs="Arial"/>
+          <w:b/>
+          <w:bCs/>
+        </w:rPr>
+        <w:t>TP1</w:t>
+      </w:r>
+    </w:p>
+    <w:p>
+      <w:pPr>
+        <w:pStyle w:val="Sansinterligne"/>
+        <w:jc w:val="center"/>
+        <w:rPr>
+          <w:rFonts w:ascii="Arial" w:hAnsi="Arial" w:cs="Arial"/>
+          <w:b/>
+          <w:bCs/>
+        </w:rPr>
+      </w:pPr>
+    </w:p>
+    <w:p>
+      <w:pPr>
+        <w:pStyle w:val="Sansinterligne"/>
+        <w:jc w:val="center"/>
+        <w:rPr>
+          <w:rFonts w:ascii="Arial" w:hAnsi="Arial" w:cs="Arial"/>
+          <w:b/>
+          <w:bCs/>
+        </w:rPr>
+      </w:pPr>
+    </w:p>
+    <w:p>
+      <w:pPr>
+        <w:pStyle w:val="Sansinterligne"/>
+        <w:jc w:val="center"/>
+        <w:rPr>
+          <w:rFonts w:ascii="Arial" w:hAnsi="Arial" w:cs="Arial"/>
+          <w:b/>
+          <w:bCs/>
+        </w:rPr>
+      </w:pPr>
+    </w:p>
+    <w:p>
+      <w:pPr>
+        <w:pStyle w:val="Sansinterligne"/>
+        <w:jc w:val="center"/>
+        <w:rPr>
+          <w:rFonts w:ascii="Arial" w:hAnsi="Arial" w:cs="Arial"/>
+          <w:b/>
+          <w:bCs/>
+        </w:rPr>
+      </w:pPr>
+    </w:p>
+    <w:p>
+      <w:pPr>
+        <w:pStyle w:val="Sansinterligne"/>
+        <w:jc w:val="center"/>
+        <w:rPr>
+          <w:rFonts w:ascii="Arial" w:hAnsi="Arial" w:cs="Arial"/>
+          <w:b/>
+          <w:bCs/>
+        </w:rPr>
+      </w:pPr>
+    </w:p>
+    <w:p>
+      <w:pPr>
+        <w:pStyle w:val="Sansinterligne"/>
+        <w:jc w:val="center"/>
+        <w:rPr>
+          <w:rFonts w:ascii="Arial" w:hAnsi="Arial" w:cs="Arial"/>
+          <w:b/>
+          <w:bCs/>
+        </w:rPr>
+      </w:pPr>
+    </w:p>
+    <w:p>
+      <w:pPr>
+        <w:pStyle w:val="Sansinterligne"/>
+        <w:jc w:val="center"/>
+        <w:rPr>
+          <w:rFonts w:ascii="Arial" w:hAnsi="Arial" w:cs="Arial"/>
+          <w:b/>
+          <w:bCs/>
+        </w:rPr>
+      </w:pPr>
+    </w:p>
+    <w:p>
+      <w:pPr>
+        <w:pStyle w:val="Sansinterligne"/>
+        <w:jc w:val="center"/>
+        <w:rPr>
+          <w:rFonts w:ascii="Arial" w:hAnsi="Arial" w:cs="Arial"/>
+          <w:b/>
+          <w:bCs/>
+        </w:rPr>
+      </w:pPr>
+    </w:p>
+    <w:p>
+      <w:pPr>
+        <w:pStyle w:val="Sansinterligne"/>
+        <w:jc w:val="center"/>
+        <w:rPr>
+          <w:rFonts w:ascii="Arial" w:hAnsi="Arial" w:cs="Arial"/>
+          <w:b/>
+          <w:bCs/>
+        </w:rPr>
+      </w:pPr>
+    </w:p>
+    <w:p>
+      <w:pPr>
+        <w:pStyle w:val="Sansinterligne"/>
+        <w:rPr>
+          <w:rFonts w:ascii="Arial" w:hAnsi="Arial" w:cs="Arial"/>
+          <w:b/>
+          <w:bCs/>
+        </w:rPr>
+      </w:pPr>
+    </w:p>
+    <w:p>
+      <w:pPr>
+        <w:pStyle w:val="Sansinterligne"/>
+        <w:jc w:val="center"/>
+        <w:rPr>
+          <w:rFonts w:ascii="Arial" w:hAnsi="Arial" w:cs="Arial"/>
+          <w:b/>
+          <w:bCs/>
+        </w:rPr>
+      </w:pPr>
+    </w:p>
+    <w:p>
+      <w:pPr>
+        <w:pStyle w:val="Sansinterligne"/>
+        <w:jc w:val="center"/>
+        <w:rPr>
+          <w:rFonts w:ascii="Arial" w:hAnsi="Arial" w:cs="Arial"/>
+          <w:b/>
+          <w:bCs/>
+        </w:rPr>
+      </w:pPr>
+    </w:p>
+    <w:p>
+      <w:pPr>
+        <w:pStyle w:val="Sansinterligne"/>
+        <w:jc w:val="center"/>
+        <w:rPr>
+          <w:rFonts w:ascii="Arial" w:hAnsi="Arial" w:cs="Arial"/>
+          <w:b/>
+          <w:bCs/>
+        </w:rPr>
+      </w:pPr>
+      <w:r>
+        <w:rPr>
+          <w:rFonts w:ascii="Arial" w:hAnsi="Arial" w:cs="Arial"/>
+          <w:b/>
+          <w:bCs/>
+        </w:rPr>
+        <w:t xml:space="preserve">Mme </w:t>
+      </w:r>
+      <w:r>
+        <w:rPr>
+          <w:rFonts w:ascii="Arial" w:hAnsi="Arial" w:cs="Arial"/>
+          <w:b/>
+          <w:bCs/>
+        </w:rPr>
+        <w:t>Samah HADOUEJ</w:t>
+      </w:r>
+    </w:p>
+    <w:p>
+      <w:pPr>
+        <w:pStyle w:val="Sansinterligne"/>
+        <w:jc w:val="center"/>
+        <w:rPr>
+          <w:rFonts w:ascii="Arial" w:hAnsi="Arial" w:cs="Arial"/>
+          <w:b/>
+          <w:bCs/>
+        </w:rPr>
+      </w:pPr>
+    </w:p>
+    <w:p>
+      <w:pPr>
+        <w:pStyle w:val="Sansinterligne"/>
+        <w:jc w:val="center"/>
+        <w:rPr>
+          <w:rFonts w:ascii="Arial" w:hAnsi="Arial" w:cs="Arial"/>
+          <w:b/>
+          <w:bCs/>
+        </w:rPr>
+      </w:pPr>
+    </w:p>
+    <w:p>
+      <w:pPr>
+        <w:pStyle w:val="Sansinterligne"/>
+        <w:jc w:val="center"/>
+        <w:rPr>
+          <w:rFonts w:ascii="Arial" w:hAnsi="Arial" w:cs="Arial"/>
+          <w:b/>
+          <w:bCs/>
+        </w:rPr>
+      </w:pPr>
+    </w:p>
+    <w:p>
+      <w:pPr>
+        <w:pStyle w:val="Sansinterligne"/>
+        <w:jc w:val="center"/>
+        <w:rPr>
+          <w:rFonts w:ascii="Arial" w:hAnsi="Arial" w:cs="Arial"/>
+          <w:b/>
+          <w:bCs/>
+        </w:rPr>
+      </w:pPr>
+    </w:p>
+    <w:p>
+      <w:pPr>
+        <w:pStyle w:val="Sansinterligne"/>
+        <w:jc w:val="center"/>
+        <w:rPr>
+          <w:rFonts w:ascii="Arial" w:hAnsi="Arial" w:cs="Arial"/>
+          <w:b/>
+          <w:bCs/>
+        </w:rPr>
+      </w:pPr>
+    </w:p>
+    <w:p>
+      <w:pPr>
+        <w:pStyle w:val="Sansinterligne"/>
+        <w:jc w:val="center"/>
+        <w:rPr>
+          <w:rFonts w:ascii="Arial" w:hAnsi="Arial" w:cs="Arial"/>
+          <w:b/>
+          <w:bCs/>
+        </w:rPr>
+      </w:pPr>
+    </w:p>
+    <w:p>
+      <w:pPr>
+        <w:pStyle w:val="Sansinterligne"/>
+        <w:jc w:val="center"/>
+        <w:rPr>
+          <w:rFonts w:ascii="Arial" w:hAnsi="Arial" w:cs="Arial"/>
+          <w:b/>
+          <w:bCs/>
+        </w:rPr>
+      </w:pPr>
+    </w:p>
+    <w:p>
+      <w:pPr>
+        <w:pStyle w:val="Sansinterligne"/>
+        <w:jc w:val="center"/>
+        <w:rPr>
+          <w:rFonts w:ascii="Arial" w:hAnsi="Arial" w:cs="Arial"/>
+          <w:b/>
+          <w:bCs/>
+        </w:rPr>
+      </w:pPr>
+    </w:p>
+    <w:p>
+      <w:pPr>
+        <w:pStyle w:val="Sansinterligne"/>
+        <w:jc w:val="center"/>
+        <w:rPr>
+          <w:rFonts w:ascii="Arial" w:hAnsi="Arial" w:cs="Arial"/>
+          <w:b/>
+          <w:bCs/>
+        </w:rPr>
+      </w:pPr>
+    </w:p>
+    <w:p>
+      <w:pPr>
+        <w:pStyle w:val="Sansinterligne"/>
+        <w:jc w:val="center"/>
+        <w:rPr>
+          <w:rFonts w:ascii="Arial" w:hAnsi="Arial" w:cs="Arial"/>
+          <w:b/>
+          <w:bCs/>
+        </w:rPr>
+      </w:pPr>
+    </w:p>
+    <w:p>
+      <w:pPr>
+        <w:pStyle w:val="Sansinterligne"/>
+        <w:jc w:val="center"/>
+        <w:rPr>
+          <w:rFonts w:ascii="Arial" w:hAnsi="Arial" w:cs="Arial"/>
+          <w:b/>
+          <w:bCs/>
+        </w:rPr>
+      </w:pPr>
+    </w:p>
+    <w:p>
+      <w:pPr>
+        <w:pStyle w:val="Sansinterligne"/>
+        <w:jc w:val="center"/>
+        <w:rPr>
+          <w:rFonts w:ascii="Arial" w:hAnsi="Arial" w:cs="Arial"/>
+          <w:b/>
+          <w:bCs/>
+        </w:rPr>
+      </w:pPr>
+    </w:p>
+    <w:p>
+      <w:pPr>
+        <w:pStyle w:val="Sansinterligne"/>
+        <w:jc w:val="center"/>
+        <w:rPr>
+          <w:rFonts w:ascii="Arial" w:hAnsi="Arial" w:cs="Arial"/>
+          <w:b/>
+          <w:bCs/>
+        </w:rPr>
+      </w:pPr>
+      <w:r>
+        <w:rPr>
+          <w:rFonts w:ascii="Arial" w:hAnsi="Arial" w:cs="Arial"/>
+          <w:b/>
+          <w:bCs/>
+        </w:rPr>
+        <w:t>Technique de l’informatique – Génie Logiciel</w:t>
+      </w:r>
+    </w:p>
+    <w:p>
+      <w:pPr>
+        <w:pStyle w:val="Sansinterligne"/>
+        <w:jc w:val="center"/>
+        <w:rPr>
+          <w:rFonts w:ascii="Arial" w:hAnsi="Arial" w:cs="Arial"/>
+          <w:b/>
+          <w:bCs/>
+        </w:rPr>
+      </w:pPr>
+      <w:r>
+        <w:rPr>
+          <w:rFonts w:ascii="Arial" w:hAnsi="Arial" w:cs="Arial"/>
+          <w:b/>
+          <w:bCs/>
+        </w:rPr>
+        <w:t>Collè</w:t>
+      </w:r>
+      <w:r>
+        <w:rPr>
+          <w:rFonts w:ascii="Arial" w:hAnsi="Arial" w:cs="Arial"/>
+          <w:b/>
+          <w:bCs/>
+        </w:rPr>
+        <w:t>ge de Bois-de-Boulogne</w:t>
+      </w:r>
+    </w:p>
+    <w:p>
+      <w:pPr>
+        <w:pStyle w:val="Sansinterligne"/>
+        <w:jc w:val="center"/>
+        <w:rPr>
+          <w:rFonts w:ascii="Arial" w:hAnsi="Arial" w:cs="Arial"/>
+        </w:rPr>
+      </w:pPr>
+      <w:r>
+        <w:rPr>
+          <w:rFonts w:ascii="Arial" w:hAnsi="Arial" w:cs="Arial"/>
+          <w:b/>
+          <w:bCs/>
+        </w:rPr>
+        <w:t>01.03.2026</w:t>
+      </w:r>
+    </w:p>
+    <w:sdt>
+      <w:sdtPr>
+        <w:rPr>
+          <w:lang w:val="fr-FR"/>
+        </w:rPr>
+        <w:id w:val="-1049063310"/>
+        <w:docPartObj>
+          <w:docPartGallery w:val="Table of Contents"/>
+          <w:docPartUnique/>
+        </w:docPartObj>
+      </w:sdtPr>
+      <w:sdtEndPr>
+        <w:rPr>
+          <w:rFonts w:asciiTheme="minorHAnsi" w:eastAsiaTheme="minorHAnsi" w:hAnsiTheme="minorHAnsi" w:cstheme="minorBidi"/>
+          <w:b/>
+          <w:bCs/>
+          <w:color w:val="auto"/>
+          <w:kern w:val="2"/>
+          <w:sz w:val="24"/>
+          <w:szCs w:val="24"/>
+          <w:lang w:eastAsia="en-US"/>
+          <w14:ligatures w14:val="standardContextual"/>
+        </w:rPr>
+      </w:sdtEndPr>
+      <w:sdtContent>
+        <w:p>
+          <w:pPr>
+            <w:pStyle w:val="En-ttedetabledesmatires"/>
+            <w:rPr>
+              <w:sz w:val="36"/>
+              <w:szCs w:val="36"/>
+            </w:rPr>
+          </w:pPr>
+          <w:r>
+            <w:rPr>
+              <w:sz w:val="36"/>
+              <w:szCs w:val="36"/>
+              <w:lang w:val="fr-FR"/>
+            </w:rPr>
+            <w:t>Table des matières</w:t>
+          </w:r>
+        </w:p>
+        <w:p>
+          <w:pPr>
+            <w:pStyle w:val="TM2"/>
+            <w:tabs>
+              <w:tab w:val="right" w:leader="dot" w:pos="9350"/>
+            </w:tabs>
+            <w:rPr>
+              <w:rFonts w:eastAsiaTheme="minorEastAsia"/>
+              <w:noProof/>
+              <w:sz w:val="28"/>
+              <w:szCs w:val="28"/>
+              <w:lang w:eastAsia="fr-CA"/>
+            </w:rPr>
+          </w:pPr>
+          <w:r>
+            <w:rPr>
+              <w:sz w:val="28"/>
+              <w:szCs w:val="28"/>
+            </w:rPr>
+            <w:fldChar w:fldCharType="begin"/>
+          </w:r>
+          <w:r>
+            <w:rPr>
+              <w:sz w:val="28"/>
+              <w:szCs w:val="28"/>
+            </w:rPr>
+            <w:instrText xml:space="preserve"> TOC \o "1-3" \h \z \u </w:instrText>
+          </w:r>
+          <w:r>
+            <w:rPr>
+              <w:sz w:val="28"/>
+              <w:szCs w:val="28"/>
+            </w:rPr>
+            <w:fldChar w:fldCharType="separate"/>
+          </w:r>
+          <w:hyperlink w:anchor="_Toc223267810" w:history="1">
+            <w:r>
+              <w:rPr>
+                <w:rStyle w:val="Lienhypertexte"/>
+                <w:noProof/>
+                <w:sz w:val="28"/>
+                <w:szCs w:val="28"/>
+                <w:lang w:val="en-CA"/>
+              </w:rPr>
+              <w:t>Difficultés rencontrées</w:t>
+            </w:r>
+            <w:r>
+              <w:rPr>
+                <w:noProof/>
+                <w:webHidden/>
+                <w:sz w:val="28"/>
+                <w:szCs w:val="28"/>
+              </w:rPr>
+              <w:tab/>
+            </w:r>
+            <w:r>
+              <w:rPr>
+                <w:noProof/>
+                <w:webHidden/>
+                <w:sz w:val="28"/>
+                <w:szCs w:val="28"/>
+              </w:rPr>
+              <w:fldChar w:fldCharType="begin"/>
+            </w:r>
+            <w:r>
+              <w:rPr>
+                <w:noProof/>
+                <w:webHidden/>
+                <w:sz w:val="28"/>
+                <w:szCs w:val="28"/>
+              </w:rPr>
+              <w:instrText xml:space="preserve"> PAGEREF _Toc223267810 \h </w:instrText>
+            </w:r>
+            <w:r>
+              <w:rPr>
+                <w:noProof/>
+                <w:webHidden/>
+                <w:sz w:val="28"/>
+                <w:szCs w:val="28"/>
+              </w:rPr>
+            </w:r>
+            <w:r>
+              <w:rPr>
+                <w:noProof/>
+                <w:webHidden/>
+                <w:sz w:val="28"/>
+                <w:szCs w:val="28"/>
+              </w:rPr>
+              <w:fldChar w:fldCharType="separate"/>
+            </w:r>
+            <w:r>
+              <w:rPr>
+                <w:noProof/>
+                <w:webHidden/>
+                <w:sz w:val="28"/>
+                <w:szCs w:val="28"/>
+              </w:rPr>
+              <w:t>2</w:t>
+            </w:r>
+            <w:r>
+              <w:rPr>
+                <w:noProof/>
+                <w:webHidden/>
+                <w:sz w:val="28"/>
+                <w:szCs w:val="28"/>
+              </w:rPr>
+              <w:fldChar w:fldCharType="end"/>
+            </w:r>
+          </w:hyperlink>
+        </w:p>
+        <w:p>
+          <w:pPr>
+            <w:pStyle w:val="TM3"/>
+            <w:tabs>
+              <w:tab w:val="right" w:leader="dot" w:pos="9350"/>
+            </w:tabs>
+            <w:rPr>
+              <w:rFonts w:eastAsiaTheme="minorEastAsia"/>
+              <w:noProof/>
+              <w:sz w:val="28"/>
+              <w:szCs w:val="28"/>
+              <w:lang w:eastAsia="fr-CA"/>
+            </w:rPr>
+          </w:pPr>
+          <w:hyperlink w:anchor="_Toc223267811" w:history="1">
+            <w:r>
+              <w:rPr>
+                <w:rStyle w:val="Lienhypertexte"/>
+                <w:noProof/>
+                <w:sz w:val="28"/>
+                <w:szCs w:val="28"/>
+                <w:lang w:val="en-CA"/>
+              </w:rPr>
+              <w:t>Difficultés 1</w:t>
+            </w:r>
+            <w:r>
+              <w:rPr>
+                <w:noProof/>
+                <w:webHidden/>
+                <w:sz w:val="28"/>
+                <w:szCs w:val="28"/>
+              </w:rPr>
+              <w:tab/>
+            </w:r>
+            <w:r>
+              <w:rPr>
+                <w:noProof/>
+                <w:webHidden/>
+                <w:sz w:val="28"/>
+                <w:szCs w:val="28"/>
+              </w:rPr>
+              <w:fldChar w:fldCharType="begin"/>
+            </w:r>
+            <w:r>
+              <w:rPr>
+                <w:noProof/>
+                <w:webHidden/>
+                <w:sz w:val="28"/>
+                <w:szCs w:val="28"/>
+              </w:rPr>
+              <w:instrText xml:space="preserve"> PAGEREF _Toc223267811 \h </w:instrText>
+            </w:r>
+            <w:r>
+              <w:rPr>
+                <w:noProof/>
+                <w:webHidden/>
+                <w:sz w:val="28"/>
+                <w:szCs w:val="28"/>
+              </w:rPr>
+            </w:r>
+            <w:r>
+              <w:rPr>
+                <w:noProof/>
+                <w:webHidden/>
+                <w:sz w:val="28"/>
+                <w:szCs w:val="28"/>
+              </w:rPr>
+              <w:fldChar w:fldCharType="separate"/>
+            </w:r>
+            <w:r>
+              <w:rPr>
+                <w:noProof/>
+                <w:webHidden/>
+                <w:sz w:val="28"/>
+                <w:szCs w:val="28"/>
+              </w:rPr>
+              <w:t>2</w:t>
+            </w:r>
+            <w:r>
+              <w:rPr>
+                <w:noProof/>
+                <w:webHidden/>
+                <w:sz w:val="28"/>
+                <w:szCs w:val="28"/>
+              </w:rPr>
+              <w:fldChar w:fldCharType="end"/>
+            </w:r>
+          </w:hyperlink>
+        </w:p>
+        <w:p>
+          <w:pPr>
+            <w:pStyle w:val="TM3"/>
+            <w:tabs>
+              <w:tab w:val="right" w:leader="dot" w:pos="9350"/>
+            </w:tabs>
+            <w:rPr>
+              <w:rFonts w:eastAsiaTheme="minorEastAsia"/>
+              <w:noProof/>
+              <w:sz w:val="28"/>
+              <w:szCs w:val="28"/>
+              <w:lang w:eastAsia="fr-CA"/>
+            </w:rPr>
+          </w:pPr>
+          <w:hyperlink w:anchor="_Toc223267812" w:history="1">
+            <w:r>
+              <w:rPr>
+                <w:rStyle w:val="Lienhypertexte"/>
+                <w:noProof/>
+                <w:sz w:val="28"/>
+                <w:szCs w:val="28"/>
+              </w:rPr>
+              <w:t>Difficultés 2</w:t>
+            </w:r>
+            <w:r>
+              <w:rPr>
+                <w:noProof/>
+                <w:webHidden/>
+                <w:sz w:val="28"/>
+                <w:szCs w:val="28"/>
+              </w:rPr>
+              <w:tab/>
+            </w:r>
+            <w:r>
+              <w:rPr>
+                <w:noProof/>
+                <w:webHidden/>
+                <w:sz w:val="28"/>
+                <w:szCs w:val="28"/>
+              </w:rPr>
+              <w:fldChar w:fldCharType="begin"/>
+            </w:r>
+            <w:r>
+              <w:rPr>
+                <w:noProof/>
+                <w:webHidden/>
+                <w:sz w:val="28"/>
+                <w:szCs w:val="28"/>
+              </w:rPr>
+              <w:instrText xml:space="preserve"> PAGEREF _Toc223267812 \h </w:instrText>
+            </w:r>
+            <w:r>
+              <w:rPr>
+                <w:noProof/>
+                <w:webHidden/>
+                <w:sz w:val="28"/>
+                <w:szCs w:val="28"/>
+              </w:rPr>
+            </w:r>
+            <w:r>
+              <w:rPr>
+                <w:noProof/>
+                <w:webHidden/>
+                <w:sz w:val="28"/>
+                <w:szCs w:val="28"/>
+              </w:rPr>
+              <w:fldChar w:fldCharType="separate"/>
+            </w:r>
+            <w:r>
+              <w:rPr>
+                <w:noProof/>
+                <w:webHidden/>
+                <w:sz w:val="28"/>
+                <w:szCs w:val="28"/>
+              </w:rPr>
+              <w:t>2</w:t>
+            </w:r>
+            <w:r>
+              <w:rPr>
+                <w:noProof/>
+                <w:webHidden/>
+                <w:sz w:val="28"/>
+                <w:szCs w:val="28"/>
+              </w:rPr>
+              <w:fldChar w:fldCharType="end"/>
+            </w:r>
+          </w:hyperlink>
+        </w:p>
+        <w:p>
+          <w:pPr>
+            <w:pStyle w:val="TM3"/>
+            <w:tabs>
+              <w:tab w:val="right" w:leader="dot" w:pos="9350"/>
+            </w:tabs>
+            <w:rPr>
+              <w:rFonts w:eastAsiaTheme="minorEastAsia"/>
+              <w:noProof/>
+              <w:sz w:val="28"/>
+              <w:szCs w:val="28"/>
+              <w:lang w:eastAsia="fr-CA"/>
+            </w:rPr>
+          </w:pPr>
+          <w:hyperlink w:anchor="_Toc223267813" w:history="1">
+            <w:r>
+              <w:rPr>
+                <w:rStyle w:val="Lienhypertexte"/>
+                <w:noProof/>
+                <w:sz w:val="28"/>
+                <w:szCs w:val="28"/>
+              </w:rPr>
+              <w:t>Difficultés 3</w:t>
+            </w:r>
+            <w:r>
+              <w:rPr>
+                <w:noProof/>
+                <w:webHidden/>
+                <w:sz w:val="28"/>
+                <w:szCs w:val="28"/>
+              </w:rPr>
+              <w:tab/>
+            </w:r>
+            <w:r>
+              <w:rPr>
+                <w:noProof/>
+                <w:webHidden/>
+                <w:sz w:val="28"/>
+                <w:szCs w:val="28"/>
+              </w:rPr>
+              <w:fldChar w:fldCharType="begin"/>
+            </w:r>
+            <w:r>
+              <w:rPr>
+                <w:noProof/>
+                <w:webHidden/>
+                <w:sz w:val="28"/>
+                <w:szCs w:val="28"/>
+              </w:rPr>
+              <w:instrText xml:space="preserve"> PAGEREF _Toc223267813 \h </w:instrText>
+            </w:r>
+            <w:r>
+              <w:rPr>
+                <w:noProof/>
+                <w:webHidden/>
+                <w:sz w:val="28"/>
+                <w:szCs w:val="28"/>
+              </w:rPr>
+            </w:r>
+            <w:r>
+              <w:rPr>
+                <w:noProof/>
+                <w:webHidden/>
+                <w:sz w:val="28"/>
+                <w:szCs w:val="28"/>
+              </w:rPr>
+              <w:fldChar w:fldCharType="separate"/>
+            </w:r>
+            <w:r>
+              <w:rPr>
+                <w:noProof/>
+                <w:webHidden/>
+                <w:sz w:val="28"/>
+                <w:szCs w:val="28"/>
+              </w:rPr>
+              <w:t>3</w:t>
+            </w:r>
+            <w:r>
+              <w:rPr>
+                <w:noProof/>
+                <w:webHidden/>
+                <w:sz w:val="28"/>
+                <w:szCs w:val="28"/>
+              </w:rPr>
+              <w:fldChar w:fldCharType="end"/>
+            </w:r>
+          </w:hyperlink>
+        </w:p>
+        <w:p>
+          <w:pPr>
+            <w:pStyle w:val="TM3"/>
+            <w:tabs>
+              <w:tab w:val="right" w:leader="dot" w:pos="9350"/>
+            </w:tabs>
+            <w:rPr>
+              <w:rFonts w:eastAsiaTheme="minorEastAsia"/>
+              <w:noProof/>
+              <w:sz w:val="28"/>
+              <w:szCs w:val="28"/>
+              <w:lang w:eastAsia="fr-CA"/>
+            </w:rPr>
+          </w:pPr>
+          <w:hyperlink w:anchor="_Toc223267814" w:history="1">
+            <w:r>
+              <w:rPr>
+                <w:rStyle w:val="Lienhypertexte"/>
+                <w:noProof/>
+                <w:sz w:val="28"/>
+                <w:szCs w:val="28"/>
+              </w:rPr>
+              <w:t>Difficultés 4</w:t>
+            </w:r>
+            <w:r>
+              <w:rPr>
+                <w:noProof/>
+                <w:webHidden/>
+                <w:sz w:val="28"/>
+                <w:szCs w:val="28"/>
+              </w:rPr>
+              <w:tab/>
+            </w:r>
+            <w:r>
+              <w:rPr>
+                <w:noProof/>
+                <w:webHidden/>
+                <w:sz w:val="28"/>
+                <w:szCs w:val="28"/>
+              </w:rPr>
+              <w:fldChar w:fldCharType="begin"/>
+            </w:r>
+            <w:r>
+              <w:rPr>
+                <w:noProof/>
+                <w:webHidden/>
+                <w:sz w:val="28"/>
+                <w:szCs w:val="28"/>
+              </w:rPr>
+              <w:instrText xml:space="preserve"> PAGEREF _Toc223267814 \h </w:instrText>
+            </w:r>
+            <w:r>
+              <w:rPr>
+                <w:noProof/>
+                <w:webHidden/>
+                <w:sz w:val="28"/>
+                <w:szCs w:val="28"/>
+              </w:rPr>
+            </w:r>
+            <w:r>
+              <w:rPr>
+                <w:noProof/>
+                <w:webHidden/>
+                <w:sz w:val="28"/>
+                <w:szCs w:val="28"/>
+              </w:rPr>
+              <w:fldChar w:fldCharType="separate"/>
+            </w:r>
+            <w:r>
+              <w:rPr>
+                <w:noProof/>
+                <w:webHidden/>
+                <w:sz w:val="28"/>
+                <w:szCs w:val="28"/>
+              </w:rPr>
+              <w:t>3</w:t>
+            </w:r>
+            <w:r>
+              <w:rPr>
+                <w:noProof/>
+                <w:webHidden/>
+                <w:sz w:val="28"/>
+                <w:szCs w:val="28"/>
+              </w:rPr>
+              <w:fldChar w:fldCharType="end"/>
+            </w:r>
+          </w:hyperlink>
+        </w:p>
+        <w:p>
+          <w:pPr>
+            <w:pStyle w:val="TM3"/>
+            <w:tabs>
+              <w:tab w:val="right" w:leader="dot" w:pos="9350"/>
+            </w:tabs>
+            <w:rPr>
+              <w:rFonts w:eastAsiaTheme="minorEastAsia"/>
+              <w:noProof/>
+              <w:sz w:val="28"/>
+              <w:szCs w:val="28"/>
+              <w:lang w:eastAsia="fr-CA"/>
+            </w:rPr>
+          </w:pPr>
+          <w:hyperlink w:anchor="_Toc223267815" w:history="1">
+            <w:r>
+              <w:rPr>
+                <w:rStyle w:val="Lienhypertexte"/>
+                <w:noProof/>
+                <w:sz w:val="28"/>
+                <w:szCs w:val="28"/>
+              </w:rPr>
+              <w:t>Difficultés 5</w:t>
+            </w:r>
+            <w:r>
+              <w:rPr>
+                <w:noProof/>
+                <w:webHidden/>
+                <w:sz w:val="28"/>
+                <w:szCs w:val="28"/>
+              </w:rPr>
+              <w:tab/>
+            </w:r>
+            <w:r>
+              <w:rPr>
+                <w:noProof/>
+                <w:webHidden/>
+                <w:sz w:val="28"/>
+                <w:szCs w:val="28"/>
+              </w:rPr>
+              <w:fldChar w:fldCharType="begin"/>
+            </w:r>
+            <w:r>
+              <w:rPr>
+                <w:noProof/>
+                <w:webHidden/>
+                <w:sz w:val="28"/>
+                <w:szCs w:val="28"/>
+              </w:rPr>
+              <w:instrText xml:space="preserve"> PAGEREF _Toc223267815 \h </w:instrText>
+            </w:r>
+            <w:r>
+              <w:rPr>
+                <w:noProof/>
+                <w:webHidden/>
+                <w:sz w:val="28"/>
+                <w:szCs w:val="28"/>
+              </w:rPr>
+            </w:r>
+            <w:r>
+              <w:rPr>
+                <w:noProof/>
+                <w:webHidden/>
+                <w:sz w:val="28"/>
+                <w:szCs w:val="28"/>
+              </w:rPr>
+              <w:fldChar w:fldCharType="separate"/>
+            </w:r>
+            <w:r>
+              <w:rPr>
+                <w:noProof/>
+                <w:webHidden/>
+                <w:sz w:val="28"/>
+                <w:szCs w:val="28"/>
+              </w:rPr>
+              <w:t>3</w:t>
+            </w:r>
+            <w:r>
+              <w:rPr>
+                <w:noProof/>
+                <w:webHidden/>
+                <w:sz w:val="28"/>
+                <w:szCs w:val="28"/>
+              </w:rPr>
+              <w:fldChar w:fldCharType="end"/>
+            </w:r>
+          </w:hyperlink>
+        </w:p>
+        <w:p>
+          <w:r>
+            <w:rPr>
+              <w:b/>
+              <w:bCs/>
+              <w:sz w:val="28"/>
+              <w:szCs w:val="28"/>
+              <w:lang w:val="fr-FR"/>
+            </w:rPr>
+            <w:fldChar w:fldCharType="end"/>
+          </w:r>
+        </w:p>
+      </w:sdtContent>
+    </w:sdt>
+    <w:p>
+      <w:pPr>
+        <w:rPr>
+          <w:rFonts w:asciiTheme="majorHAnsi" w:hAnsiTheme="majorHAnsi"/>
+          <w:b/>
+          <w:bCs/>
+          <w:sz w:val="52"/>
+          <w:szCs w:val="52"/>
+          <w:lang w:val="en-CA"/>
+        </w:rPr>
+      </w:pPr>
+    </w:p>
+    <w:p>
+      <w:pPr>
+        <w:jc w:val="center"/>
+        <w:rPr>
+          <w:rFonts w:asciiTheme="majorHAnsi" w:hAnsiTheme="majorHAnsi"/>
+          <w:sz w:val="40"/>
+          <w:szCs w:val="40"/>
+          <w:lang w:val="en-CA"/>
+        </w:rPr>
+      </w:pPr>
+      <w:r>
+        <w:rPr>
+          <w:rFonts w:asciiTheme="majorHAnsi" w:hAnsiTheme="majorHAnsi"/>
+          <w:sz w:val="40"/>
+          <w:szCs w:val="40"/>
+          <w:lang w:val="en-CA"/>
+        </w:rPr>
+        <w:t xml:space="preserve">Journal de Nichita Gitlan </w:t>
+      </w:r>
+    </w:p>
+    <w:p>
+      <w:pPr>
+        <w:jc w:val="center"/>
+        <w:rPr>
+          <w:rFonts w:asciiTheme="majorHAnsi" w:hAnsiTheme="majorHAnsi"/>
+          <w:sz w:val="40"/>
+          <w:szCs w:val="40"/>
+          <w:lang w:val="en-CA"/>
+        </w:rPr>
+      </w:pPr>
+      <w:r>
+        <w:rPr>
+          <w:rFonts w:asciiTheme="majorHAnsi" w:hAnsiTheme="majorHAnsi"/>
+          <w:sz w:val="40"/>
+          <w:szCs w:val="40"/>
+          <w:lang w:val="en-CA"/>
+        </w:rPr>
+        <w:t>(DA 2560531)</w:t>
+      </w:r>
+    </w:p>
+    <w:p>
+      <w:pPr>
+        <w:pStyle w:val="Titre2"/>
+        <w:jc w:val="center"/>
+        <w:rPr>
+          <w:lang w:val="en-CA"/>
+        </w:rPr>
+      </w:pPr>
+      <w:bookmarkStart w:id="0" w:name="_Toc223267810"/>
+      <w:r>
+        <w:rPr>
+          <w:lang w:val="en-CA"/>
+        </w:rPr>
+        <w:t>Difficultés rencontrées</w:t>
+      </w:r>
+      <w:bookmarkEnd w:id="0"/>
+    </w:p>
+    <w:p>
+      <w:pPr>
+        <w:pStyle w:val="Titre3"/>
+        <w:rPr>
+          <w:lang w:val="en-CA"/>
+        </w:rPr>
+      </w:pPr>
+      <w:bookmarkStart w:id="1" w:name="_Toc223267811"/>
+      <w:r>
+        <w:rPr>
+          <w:lang w:val="en-CA"/>
+        </w:rPr>
+        <w:t>Difficult</w:t>
+      </w:r>
+      <w:r>
+        <w:rPr>
+          <w:lang w:val="en-CA"/>
+        </w:rPr>
+        <w:t>é</w:t>
+      </w:r>
+      <w:r>
+        <w:rPr>
+          <w:lang w:val="en-CA"/>
+        </w:rPr>
+        <w:t>s 1</w:t>
+      </w:r>
+      <w:bookmarkEnd w:id="1"/>
+    </w:p>
+    <w:p>
+      <w:pPr>
+        <w:rPr>
+          <w:b/>
+          <w:bCs/>
+          <w:sz w:val="28"/>
+          <w:szCs w:val="28"/>
+        </w:rPr>
+      </w:pPr>
+      <w:r>
+        <w:rPr>
+          <w:b/>
+          <w:bCs/>
+          <w:sz w:val="28"/>
+          <w:szCs w:val="28"/>
+        </w:rPr>
+        <w:t>Apprentissage de nouveau langues de programmation (SQL)</w:t>
+      </w:r>
+    </w:p>
+    <w:p>
+      <w:r>
+        <w:t>Chaque langue est unique, possédant sa propre structure de commande et de syntaxe.</w:t>
+      </w:r>
+    </w:p>
+    <w:p>
+      <w:r>
+        <w:t xml:space="preserve">Donc, mémoriser une nouvelle langue alors que tu en connais déjà une ou </w:t>
+      </w:r>
+      <w:r>
+        <w:t>deux demande</w:t>
+      </w:r>
+      <w:r>
+        <w:t xml:space="preserve"> beaucoup d’efforts et de temps.</w:t>
+      </w:r>
+    </w:p>
+    <w:p>
+      <w:pPr>
+        <w:pStyle w:val="Sansinterligne"/>
+      </w:pPr>
+    </w:p>
+    <w:p>
+      <w:pPr>
+        <w:pStyle w:val="Sansinterligne"/>
+      </w:pPr>
+    </w:p>
+    <w:p>
+      <w:pPr>
+        <w:pStyle w:val="Titre3"/>
+      </w:pPr>
+      <w:bookmarkStart w:id="2" w:name="_Toc223267812"/>
+      <w:r>
+        <w:t>Difficultés 2</w:t>
+      </w:r>
+      <w:bookmarkEnd w:id="2"/>
+    </w:p>
     <w:p/>
+    <w:p>
+      <w:pPr>
+        <w:pStyle w:val="Sansinterligne"/>
+        <w:rPr>
+          <w:b/>
+          <w:bCs/>
+          <w:sz w:val="28"/>
+          <w:szCs w:val="28"/>
+        </w:rPr>
+      </w:pPr>
+      <w:r>
+        <w:rPr>
+          <w:b/>
+          <w:bCs/>
+          <w:sz w:val="28"/>
+          <w:szCs w:val="28"/>
+        </w:rPr>
+        <w:t>Gestion de temps</w:t>
+      </w:r>
+    </w:p>
+    <w:p>
+      <w:pPr>
+        <w:pStyle w:val="Sansinterligne"/>
+      </w:pPr>
+      <w:r>
+        <w:t xml:space="preserve">La charge de travail de la deuxième session est </w:t>
+      </w:r>
+      <w:r>
+        <w:t>considérable. Pour</w:t>
+      </w:r>
+      <w:r>
+        <w:t xml:space="preserve"> vaincre l’écrasante quantité de travail et réussir à tout terminer dans les délais, il faut relever des défis. Ce qui pourra être en peu difficile pour moi</w:t>
+      </w:r>
+      <w:r>
+        <w:t>.</w:t>
+      </w:r>
+    </w:p>
+    <w:p>
+      <w:pPr>
+        <w:pStyle w:val="Sansinterligne"/>
+      </w:pPr>
+    </w:p>
+    <w:p>
+      <w:pPr>
+        <w:pStyle w:val="Sansinterligne"/>
+      </w:pPr>
+    </w:p>
+    <w:p>
+      <w:pPr>
+        <w:pStyle w:val="Titre3"/>
+      </w:pPr>
+      <w:bookmarkStart w:id="3" w:name="_Toc223267813"/>
+      <w:r>
+        <w:t>Difficultés 3</w:t>
+      </w:r>
+      <w:bookmarkEnd w:id="3"/>
+    </w:p>
+    <w:p/>
+    <w:p>
+      <w:pPr>
+        <w:rPr>
+          <w:b/>
+          <w:bCs/>
+          <w:sz w:val="28"/>
+          <w:szCs w:val="28"/>
+        </w:rPr>
+      </w:pPr>
+      <w:r>
+        <w:rPr>
+          <w:b/>
+          <w:bCs/>
+          <w:sz w:val="28"/>
+          <w:szCs w:val="28"/>
+        </w:rPr>
+        <w:lastRenderedPageBreak/>
+        <w:t>Le temp de la cour</w:t>
+      </w:r>
+    </w:p>
+    <w:p>
+      <w:pPr>
+        <w:pStyle w:val="Sansinterligne"/>
+      </w:pPr>
+      <w:r>
+        <w:t xml:space="preserve">L’application web est plutôt longue. Rester attentive pendant quatre heures consécutives le soir </w:t>
+      </w:r>
+      <w:r>
+        <w:t>après une</w:t>
+      </w:r>
+      <w:r>
+        <w:t xml:space="preserve"> autre cour peut être aussi une difficulté à prévoir.</w:t>
+      </w:r>
+    </w:p>
+    <w:p>
+      <w:pPr>
+        <w:pStyle w:val="Sansinterligne"/>
+      </w:pPr>
+    </w:p>
+    <w:p>
+      <w:pPr>
+        <w:pStyle w:val="Sansinterligne"/>
+      </w:pPr>
+    </w:p>
+    <w:p>
+      <w:pPr>
+        <w:pStyle w:val="Titre3"/>
+      </w:pPr>
+      <w:bookmarkStart w:id="4" w:name="_Toc223267814"/>
+      <w:r>
+        <w:t>Difficultés</w:t>
+      </w:r>
+      <w:r>
+        <w:t xml:space="preserve"> 4</w:t>
+      </w:r>
+      <w:bookmarkEnd w:id="4"/>
+    </w:p>
+    <w:p/>
+    <w:p>
+      <w:pPr>
+        <w:pStyle w:val="Sansinterligne"/>
+        <w:rPr>
+          <w:b/>
+          <w:bCs/>
+          <w:sz w:val="28"/>
+          <w:szCs w:val="28"/>
+        </w:rPr>
+      </w:pPr>
+      <w:r>
+        <w:rPr>
+          <w:b/>
+          <w:bCs/>
+          <w:sz w:val="28"/>
+          <w:szCs w:val="28"/>
+        </w:rPr>
+        <w:t>Communication p</w:t>
+      </w:r>
+      <w:r>
+        <w:rPr>
+          <w:b/>
+          <w:bCs/>
+          <w:sz w:val="28"/>
+          <w:szCs w:val="28"/>
+        </w:rPr>
+        <w:t>rofesseur-étudiant</w:t>
+      </w:r>
+    </w:p>
+    <w:p>
+      <w:pPr>
+        <w:pStyle w:val="Sansinterligne"/>
+      </w:pPr>
+      <w:r>
+        <w:t>Rester toujours au courant d’actualités de classe, comme les examens à prévoir ou mini test peut être une autre difficulté. En effet, cela serait bien si le professeur pouvait soit faire des annonces comme si l’examen a lieu à cette date dans le calendrier scolaire pour que l'étudiant puisse le voir facilement et rester toujours au courant s’il y a un examen ce jeudi ou non.</w:t>
+      </w:r>
+    </w:p>
+    <w:p>
+      <w:pPr>
+        <w:rPr>
+          <w:rFonts w:asciiTheme="majorHAnsi" w:hAnsiTheme="majorHAnsi"/>
+          <w:sz w:val="28"/>
+          <w:szCs w:val="28"/>
+        </w:rPr>
+      </w:pPr>
+    </w:p>
+    <w:p>
+      <w:pPr>
+        <w:pStyle w:val="Titre3"/>
+      </w:pPr>
+      <w:bookmarkStart w:id="5" w:name="_Toc223267815"/>
+      <w:r>
+        <w:t>Difficultés 5</w:t>
+      </w:r>
+      <w:bookmarkEnd w:id="5"/>
+    </w:p>
+    <w:p/>
+    <w:p>
+      <w:pPr>
+        <w:pStyle w:val="Sansinterligne"/>
+        <w:rPr>
+          <w:b/>
+          <w:bCs/>
+          <w:sz w:val="28"/>
+          <w:szCs w:val="28"/>
+        </w:rPr>
+      </w:pPr>
+      <w:r>
+        <w:rPr>
+          <w:b/>
+          <w:bCs/>
+          <w:sz w:val="32"/>
+          <w:szCs w:val="32"/>
+        </w:rPr>
+        <w:t>Français</w:t>
+      </w:r>
+      <w:r>
+        <w:rPr>
+          <w:b/>
+          <w:bCs/>
+          <w:sz w:val="28"/>
+          <w:szCs w:val="28"/>
+        </w:rPr>
+        <w:t xml:space="preserve"> </w:t>
+      </w:r>
+    </w:p>
+    <w:p>
+      <w:pPr>
+        <w:pStyle w:val="Sansinterligne"/>
+      </w:pPr>
+      <w:r>
+        <w:t>Ma langue maternelle n'est pas française, donc je pourrai perdre quelques points à cause de l'orthographe ou du vocabulaire n'est pas si riche.</w:t>
+      </w:r>
+    </w:p>
+    <w:p/>
+    <w:p>
+      <w:pPr>
+        <w:pStyle w:val="Sansinterligne"/>
+      </w:pPr>
+    </w:p>
+    <w:p>
+      <w:pPr>
+        <w:pStyle w:val="Sansinterligne"/>
+      </w:pPr>
+    </w:p>
+    <w:p>
+      <w:pPr>
+        <w:pStyle w:val="Sansinterligne"/>
+      </w:pPr>
+    </w:p>
+    <w:p>
+      <w:pPr>
+        <w:pStyle w:val="Sansinterligne"/>
+      </w:pPr>
+    </w:p>
+    <w:p>
+      <w:pPr>
+        <w:pStyle w:val="Sansinterligne"/>
+      </w:pPr>
+    </w:p>
+    <w:sdt>
+      <w:sdtPr>
+        <w:id w:val="1605457530"/>
+        <w:docPartObj>
+          <w:docPartGallery w:val="Bibliographies"/>
+          <w:docPartUnique/>
+        </w:docPartObj>
+      </w:sdtPr>
+      <w:sdtEndPr>
+        <w:rPr>
+          <w:rFonts w:asciiTheme="minorHAnsi" w:eastAsiaTheme="minorHAnsi" w:hAnsiTheme="minorHAnsi" w:cstheme="minorBidi"/>
+          <w:color w:val="auto"/>
+          <w:sz w:val="24"/>
+          <w:szCs w:val="24"/>
+        </w:rPr>
+      </w:sdtEndPr>
+      <w:sdtContent>
+        <w:p>
+          <w:pPr>
+            <w:pStyle w:val="Titre1"/>
+          </w:pPr>
+          <w:r>
+            <w:t>Bibliographie</w:t>
+          </w:r>
+        </w:p>
+        <w:sdt>
+          <w:sdtPr>
+            <w:id w:val="111145805"/>
+            <w:bibliography/>
+          </w:sdtPr>
+          <w:sdtContent>
+            <w:p>
+              <w:pPr>
+                <w:pStyle w:val="Bibliographie"/>
+                <w:ind w:left="720" w:hanging="720"/>
+                <w:rPr>
+                  <w:noProof/>
+                  <w:kern w:val="0"/>
+                  <w:lang w:val="en-CA"/>
+                  <w14:ligatures w14:val="none"/>
+                </w:rPr>
+              </w:pPr>
+              <w:r>
+                <w:fldChar w:fldCharType="begin"/>
+              </w:r>
+              <w:r>
+                <w:rPr>
+                  <w:lang w:val="en-CA"/>
+                </w:rPr>
+                <w:instrText>BIBLIOGRAPHY</w:instrText>
+              </w:r>
+              <w:r>
+                <w:fldChar w:fldCharType="separate"/>
+              </w:r>
+              <w:r>
+                <w:rPr>
+                  <w:noProof/>
+                  <w:lang w:val="en-CA"/>
+                </w:rPr>
+                <w:t>google.com. (s.d.).</w:t>
+              </w:r>
+            </w:p>
+            <w:p>
+              <w:pPr>
+                <w:pStyle w:val="Bibliographie"/>
+                <w:ind w:left="720" w:hanging="720"/>
+                <w:rPr>
+                  <w:noProof/>
+                </w:rPr>
+              </w:pPr>
+              <w:r>
+                <w:rPr>
+                  <w:noProof/>
+                  <w:lang w:val="en-CA"/>
+                </w:rPr>
+                <w:t xml:space="preserve">WEB, A. (s.d.). </w:t>
+              </w:r>
+              <w:r>
+                <w:rPr>
+                  <w:i/>
+                  <w:iCs/>
+                  <w:noProof/>
+                </w:rPr>
+                <w:t>Correcteur</w:t>
+              </w:r>
+              <w:r>
+                <w:rPr>
+                  <w:noProof/>
+                </w:rPr>
+                <w:t>. Récupéré sur Antidote-Web Correcteur: https://antidote.app/correcteur</w:t>
+              </w:r>
+            </w:p>
+            <w:p>
+              <w:r>
+                <w:rPr>
+                  <w:b/>
+                  <w:bCs/>
+                </w:rPr>
+                <w:fldChar w:fldCharType="end"/>
+              </w:r>
+            </w:p>
+          </w:sdtContent>
+        </w:sdt>
+      </w:sdtContent>
+    </w:sdt>
+    <w:p>
+      <w:pPr>
+        <w:pStyle w:val="Titre2"/>
+      </w:pPr>
+    </w:p>
     <w:sectPr>
       <w:pgSz w:w="12240" w:h="15840"/>
       <w:pgMar w:top="1440" w:right="1440" w:bottom="1440" w:left="1440" w:header="708" w:footer="708" w:gutter="0"/>
@@ -412,7 +2110,12 @@
   </w:latentStyles>
   <w:style w:type="paragraph" w:default="1" w:styleId="Normal">
     <w:name w:val="Normal"/>
+    <w:next w:val="Sansinterligne"/>
     <w:qFormat/>
+    <w:rsid w:val="00A6775B"/>
+    <w:pPr>
+      <w:spacing w:after="0"/>
+    </w:pPr>
   </w:style>
   <w:style w:type="paragraph" w:styleId="Titre1">
     <w:name w:val="heading 1"/>
@@ -441,7 +2144,6 @@
     <w:next w:val="Normal"/>
     <w:link w:val="Titre2Car"/>
     <w:uiPriority w:val="9"/>
-    <w:semiHidden/>
     <w:unhideWhenUsed/>
     <w:qFormat/>
     <w:rsid w:val="003949E8"/>
@@ -464,7 +2166,6 @@
     <w:next w:val="Normal"/>
     <w:link w:val="Titre3Car"/>
     <w:uiPriority w:val="9"/>
-    <w:semiHidden/>
     <w:unhideWhenUsed/>
     <w:qFormat/>
     <w:rsid w:val="003949E8"/>
@@ -538,7 +2239,7 @@
     <w:pPr>
       <w:keepNext/>
       <w:keepLines/>
-      <w:spacing w:before="40" w:after="0"/>
+      <w:spacing w:before="40"/>
       <w:outlineLvl w:val="5"/>
     </w:pPr>
     <w:rPr>
@@ -561,7 +2262,7 @@
     <w:pPr>
       <w:keepNext/>
       <w:keepLines/>
-      <w:spacing w:before="40" w:after="0"/>
+      <w:spacing w:before="40"/>
       <w:outlineLvl w:val="6"/>
     </w:pPr>
     <w:rPr>
@@ -582,7 +2283,6 @@
     <w:pPr>
       <w:keepNext/>
       <w:keepLines/>
-      <w:spacing w:after="0"/>
       <w:outlineLvl w:val="7"/>
     </w:pPr>
     <w:rPr>
@@ -605,7 +2305,6 @@
     <w:pPr>
       <w:keepNext/>
       <w:keepLines/>
-      <w:spacing w:after="0"/>
       <w:outlineLvl w:val="8"/>
     </w:pPr>
     <w:rPr>
@@ -616,7 +2315,6 @@
   <w:style w:type="character" w:default="1" w:styleId="Policepardfaut">
     <w:name w:val="Default Paragraph Font"/>
     <w:uiPriority w:val="1"/>
-    <w:semiHidden/>
     <w:unhideWhenUsed/>
   </w:style>
   <w:style w:type="table" w:default="1" w:styleId="TableauNormal">
@@ -658,7 +2356,6 @@
     <w:basedOn w:val="Policepardfaut"/>
     <w:link w:val="Titre2"/>
     <w:uiPriority w:val="9"/>
-    <w:semiHidden/>
     <w:rsid w:val="003949E8"/>
     <w:rPr>
       <w:rFonts w:asciiTheme="majorHAnsi" w:eastAsiaTheme="majorEastAsia" w:hAnsiTheme="majorHAnsi" w:cstheme="majorBidi"/>
@@ -672,7 +2369,6 @@
     <w:basedOn w:val="Policepardfaut"/>
     <w:link w:val="Titre3"/>
     <w:uiPriority w:val="9"/>
-    <w:semiHidden/>
     <w:rsid w:val="003949E8"/>
     <w:rPr>
       <w:rFonts w:eastAsiaTheme="majorEastAsia" w:cstheme="majorBidi"/>
@@ -929,6 +2625,80 @@
       <w:color w:val="0F4761" w:themeColor="accent1" w:themeShade="BF"/>
       <w:spacing w:val="5"/>
     </w:rPr>
+  </w:style>
+  <w:style w:type="paragraph" w:styleId="Sansinterligne">
+    <w:name w:val="No Spacing"/>
+    <w:uiPriority w:val="1"/>
+    <w:qFormat/>
+    <w:rsid w:val="00A6775B"/>
+    <w:pPr>
+      <w:spacing w:after="0" w:line="240" w:lineRule="auto"/>
+    </w:pPr>
+  </w:style>
+  <w:style w:type="paragraph" w:styleId="En-ttedetabledesmatires">
+    <w:name w:val="TOC Heading"/>
+    <w:basedOn w:val="Titre1"/>
+    <w:next w:val="Normal"/>
+    <w:uiPriority w:val="39"/>
+    <w:unhideWhenUsed/>
+    <w:qFormat/>
+    <w:rsid w:val="00F15854"/>
+    <w:pPr>
+      <w:spacing w:before="240" w:after="0" w:line="259" w:lineRule="auto"/>
+      <w:outlineLvl w:val="9"/>
+    </w:pPr>
+    <w:rPr>
+      <w:kern w:val="0"/>
+      <w:sz w:val="32"/>
+      <w:szCs w:val="32"/>
+      <w:lang w:eastAsia="fr-CA"/>
+      <w14:ligatures w14:val="none"/>
+    </w:rPr>
+  </w:style>
+  <w:style w:type="paragraph" w:styleId="TM2">
+    <w:name w:val="toc 2"/>
+    <w:basedOn w:val="Normal"/>
+    <w:next w:val="Normal"/>
+    <w:autoRedefine/>
+    <w:uiPriority w:val="39"/>
+    <w:unhideWhenUsed/>
+    <w:rsid w:val="00F15854"/>
+    <w:pPr>
+      <w:spacing w:after="100"/>
+      <w:ind w:left="240"/>
+    </w:pPr>
+  </w:style>
+  <w:style w:type="paragraph" w:styleId="TM3">
+    <w:name w:val="toc 3"/>
+    <w:basedOn w:val="Normal"/>
+    <w:next w:val="Normal"/>
+    <w:autoRedefine/>
+    <w:uiPriority w:val="39"/>
+    <w:unhideWhenUsed/>
+    <w:rsid w:val="00F15854"/>
+    <w:pPr>
+      <w:spacing w:after="100"/>
+      <w:ind w:left="480"/>
+    </w:pPr>
+  </w:style>
+  <w:style w:type="character" w:styleId="Lienhypertexte">
+    <w:name w:val="Hyperlink"/>
+    <w:basedOn w:val="Policepardfaut"/>
+    <w:uiPriority w:val="99"/>
+    <w:unhideWhenUsed/>
+    <w:rsid w:val="00F15854"/>
+    <w:rPr>
+      <w:color w:val="467886" w:themeColor="hyperlink"/>
+      <w:u w:val="single"/>
+    </w:rPr>
+  </w:style>
+  <w:style w:type="paragraph" w:styleId="Bibliographie">
+    <w:name w:val="Bibliography"/>
+    <w:basedOn w:val="Normal"/>
+    <w:next w:val="Normal"/>
+    <w:uiPriority w:val="37"/>
+    <w:unhideWhenUsed/>
+    <w:rsid w:val="003610C7"/>
   </w:style>
 </w:styles>
 </file>
@@ -1226,4 +2996,47 @@
     </a:ext>
   </a:extLst>
 </a:theme>
+</file>
+
+<file path=customXml/item1.xml><?xml version="1.0" encoding="utf-8"?>
+<b:Sources xmlns:b="http://schemas.openxmlformats.org/officeDocument/2006/bibliography" xmlns="http://schemas.openxmlformats.org/officeDocument/2006/bibliography" SelectedStyle="\APASixthEditionOfficeOnline.xsl" StyleName="APA" Version="6">
+  <b:Source>
+    <b:Tag>goo</b:Tag>
+    <b:SourceType>ElectronicSource</b:SourceType>
+    <b:Guid>{887C061F-449D-4E4C-945C-3B48C96D7FC0}</b:Guid>
+    <b:Author>
+      <b:Author>
+        <b:Corporate>google.com</b:Corporate>
+      </b:Author>
+    </b:Author>
+    <b:RefOrder>1</b:RefOrder>
+  </b:Source>
+  <b:Source>
+    <b:Tag>WEB</b:Tag>
+    <b:SourceType>InternetSite</b:SourceType>
+    <b:Guid>{48273F06-79E1-486D-8F0B-ADABF8BCD6A4}</b:Guid>
+    <b:Author>
+      <b:Author>
+        <b:NameList>
+          <b:Person>
+            <b:Last>WEB</b:Last>
+            <b:First>Antidote</b:First>
+          </b:Person>
+        </b:NameList>
+      </b:Author>
+    </b:Author>
+    <b:Title>Correcteur</b:Title>
+    <b:InternetSiteTitle>Antidote-Web Correcteur</b:InternetSiteTitle>
+    <b:URL>https://antidote.app/correcteur</b:URL>
+    <b:RefOrder>2</b:RefOrder>
+  </b:Source>
+</b:Sources>
+</file>
+
+<file path=customXml/itemProps1.xml><?xml version="1.0" encoding="utf-8"?>
+<ds:datastoreItem xmlns:ds="http://schemas.openxmlformats.org/officeDocument/2006/customXml" ds:itemID="{823A6447-282F-4070-A690-0C061F4F7E8A}">
+  <ds:schemaRefs>
+    <ds:schemaRef ds:uri="http://schemas.openxmlformats.org/officeDocument/2006/bibliography"/>
+  </ds:schemaRefs>
+</ds:datastoreItem>
 </file>